--- a/docs/Final_Report_Draft.docx
+++ b/docs/Final_Report_Draft.docx
@@ -120,6 +120,19 @@
     </w:p>
     <w:p>
       <w:pPr>
+        <w:jc w:val="center"/>
+      </w:pPr>
+      <w:r>
+        <w:rPr>
+          <w:rFonts w:ascii="Times New Roman" w:cs="Times New Roman" w:eastAsia="Times New Roman" w:hAnsi="Times New Roman"/>
+          <w:sz w:val="24"/>
+          <w:szCs w:val="24"/>
+        </w:rPr>
+        <w:t xml:space="preserve">2320090009 — Boddupally Narendar</w:t>
+      </w:r>
+    </w:p>
+    <w:p>
+      <w:pPr>
         <w:spacing w:after="300"/>
         <w:jc w:val="center"/>
       </w:pPr>
@@ -129,7 +142,7 @@
           <w:sz w:val="24"/>
           <w:szCs w:val="24"/>
         </w:rPr>
-        <w:t xml:space="preserve">2320090009 — Boddupally Narendar</w:t>
+        <w:t xml:space="preserve">2320090018 — M Praneeth Reddy</w:t>
       </w:r>
     </w:p>
     <w:p>

--- a/docs/Final_Report_Draft.docx
+++ b/docs/Final_Report_Draft.docx
@@ -322,7 +322,7 @@
           <w:sz w:val="24"/>
           <w:szCs w:val="24"/>
         </w:rPr>
-        <w:t xml:space="preserve"> of them, against 77.8% when answering everything; wrong answers fall from 230 to 156 (−32%). The gain is significant under a paired t-test (p = 7.7 × 10⁻¹⁰), a Wilcoxon signed-rank test (p = 9.8 × 10⁻⁴) and a question-level bootstrap (95% CI +4.5 to +6.7 points). The enhancement is built into a local web application that shows a confidence estimate, the SQL behind every answer and, when unsure, a “Did you mean…?” choice.</w:t>
+        <w:t xml:space="preserve"> of them, against 77.8% when answering everything; wrong answers fall from 230 to 156 (−32%). The gain is significant under a paired t-test (p = 7.7 × 10⁻¹⁰), a Wilcoxon signed-rank test (p = 9.8 × 10⁻⁴) and a question-level bootstrap (95% CI +4.5 to +6.7 points). The enhancement is built into a desktop application for macOS and Windows that shows a confidence estimate, the SQL behind every answer and, when unsure, a “Did you mean…?” choice.</w:t>
       </w:r>
     </w:p>
     <w:p>
@@ -662,7 +662,7 @@
           <w:sz w:val="24"/>
           <w:szCs w:val="24"/>
         </w:rPr>
-        <w:t xml:space="preserve">, a local web application that runs the evaluated pipeline, reports confidence and asks for clarification when unsure.</w:t>
+        <w:t>, a desktop application for macOS and Windows that runs the evaluated pipeline, reports confidence and asks for clarification when unsure.</w:t>
       </w:r>
     </w:p>
     <w:p>
@@ -2135,7 +2135,7 @@
           <w:sz w:val="24"/>
           <w:szCs w:val="24"/>
         </w:rPr>
-        <w:t xml:space="preserve">The evaluation harness (scripts/colab_eval_tier2.py; the same logic is shared with the application in src/codes_prompt.py) reproduces the authors’ inference code. The authors’ database utilities are vendored unmodified (Apache-2.0).</w:t>
+        <w:t>The evaluation harness (research/colab_eval_tier2.py; the same logic is shared with the application in querygenie/pipeline.py) reproduces the authors’ inference code. The authors’ database utilities are vendored unmodified (Apache-2.0).</w:t>
       </w:r>
     </w:p>
     <w:p>
@@ -6785,7 +6785,7 @@
           <w:sz w:val="24"/>
           <w:szCs w:val="24"/>
         </w:rPr>
-        <w:t xml:space="preserve">The enhancement is built into QueryGenie, a local web application (Gradio) that satisfies the department’s requirement for a full-stack deliverable. It runs exactly the evaluated pipeline — the prompt, candidate and selection code is shared with the evaluation — on the user’s own SQLite database. For every question it shows a confidence badge (how many of the four candidates agree), the results table with an automatically chosen chart, and the SQL behind the table. When the candidates disagree it lists the alternative interpretations; under the chosen strictness setting it withholds the table and asks “Did you mean…?”. The strictness options display their measured coverage and accuracy from Table 5. Faster 4-bit MLX and GGUF models are also available for local use and are labelled as having no confidence estimate. Everything runs locally on open weights, so no schema or data leaves the machine.</w:t>
+        <w:t>The enhancement is built into QueryGenie, a desktop application for macOS and Windows that satisfies the department’s requirement for a full-stack deliverable. On first start it checks the computer and downloads the model and the sample databases; it can also open SQLite files and connect read-only to PostgreSQL and MySQL servers. It runs exactly the evaluated pipeline — the prompt, candidate and selection code is shared with the evaluation. Questions are asked in chats; for every question it shows how many of the four candidates agree, the results table with an automatically chosen chart, and the SQL behind the table. When the candidates disagree it lists the alternative interpretations; under the chosen strictness setting it withholds the table and asks the user which reading they meant. The strictness options display their measured coverage and accuracy from Table 5. A schema map shows the database’s tables, columns and keys and offers questions about them. Everything runs locally on open weights, so no schema or data leaves the machine.</w:t>
       </w:r>
     </w:p>
     <w:p>
@@ -9884,7 +9884,7 @@
           <w:sz w:val="24"/>
           <w:szCs w:val="24"/>
         </w:rPr>
-        <w:t xml:space="preserve"> open notebooks/02_tier2_colab_eval.ipynb in Google Colab with a T4 runtime and run the Week-10 cell. It downloads Spider and the model, evaluates all 1,034 questions with the official evaluator, and saves the predictions and the four-candidate record (about one hour).</w:t>
+        <w:t xml:space="preserve"> open research/notebooks/02_tier2_colab_eval.ipynb in Google Colab with a T4 runtime and run the Week-10 cell. It downloads Spider and the model, evaluates all 1,034 questions with the official evaluator, and saves the predictions and the four-candidate record (about one hour).</w:t>
       </w:r>
     </w:p>
     <w:p>
@@ -9913,7 +9913,7 @@
           <w:sz w:val="24"/>
           <w:szCs w:val="24"/>
         </w:rPr>
-        <w:t xml:space="preserve"> python src/abstention.py results/dump_T2-006.jsonl — produces the tests, the operating points and Figure 2.</w:t>
+        <w:t xml:space="preserve"> python research/abstention.py results/dump_T2-006.jsonl — produces the tests, the operating points and Figure 2.</w:t>
       </w:r>
     </w:p>
     <w:p>
@@ -9942,7 +9942,7 @@
           <w:sz w:val="24"/>
           <w:szCs w:val="24"/>
         </w:rPr>
-        <w:t xml:space="preserve"> pip install -r requirements.txt, then python src/app.py and open http://127.0.0.1:7860.</w:t>
+        <w:t xml:space="preserve"> pip install -r requirements.txt, then python desktop/main.py (the desktop app; the earlier web prototype is python legacy/app.py).</w:t>
       </w:r>
     </w:p>
     <w:p>

--- a/docs/Final_Report_Draft.docx
+++ b/docs/Final_Report_Draft.docx
@@ -6785,7 +6785,7 @@
           <w:sz w:val="24"/>
           <w:szCs w:val="24"/>
         </w:rPr>
-        <w:t>The enhancement is built into QueryGenie, a desktop application for macOS and Windows that satisfies the department’s requirement for a full-stack deliverable. On first start it checks the computer and downloads the model and the sample databases; it can also open SQLite files and connect read-only to PostgreSQL and MySQL servers. It runs exactly the evaluated pipeline — the prompt, candidate and selection code is shared with the evaluation. Questions are asked in chats; for every question it shows how many of the four candidates agree, the results table with an automatically chosen chart, and the SQL behind the table. When the candidates disagree it lists the alternative interpretations; under the chosen strictness setting it withholds the table and asks the user which reading they meant. The strictness options display their measured coverage and accuracy from Table 5. A schema map shows the database’s tables, columns and keys and offers questions about them. Everything runs locally on open weights, so no schema or data leaves the machine.</w:t>
+        <w:t>The enhancement is built into QueryGenie, a desktop application for macOS and Windows that satisfies the department’s requirement for a full-stack deliverable. On first start it checks the computer and downloads the model and the sample databases; it can also open SQLite files and connect read-only to PostgreSQL and MySQL servers. It runs exactly the evaluated pipeline — the prompt, candidate and selection code is shared with the evaluation. Questions are asked in chats; for every question it shows how many of the four candidates agree, the results table with an automatically chosen chart, and the SQL behind the table. When the candidates disagree it lists the alternative interpretations; under the chosen strictness setting it withholds the table and asks the user which reading they meant. The strictness options display their measured coverage and accuracy from Table 5. A schema map shows the database’s tables, columns and keys and offers questions about them. By default everything runs locally on open weights, so no schema or data leaves the machine. Other models can be chosen — the earlier prototype’s CodeS variants, any model in Ollama, an OpenAI-compatible server, or cloud services such as GPT, Claude, Gemini and Grok; they receive the same four-candidate confidence check, but their accuracy was not measured and the app labels their confidence as not calibrated. Cloud services receive the schema, a few example values and the question, never result rows.</w:t>
       </w:r>
     </w:p>
     <w:p>
